--- a/dev note/Dev Note 3 - cici.docx
+++ b/dev note/Dev Note 3 - cici.docx
@@ -17,61 +17,7 @@
           <w:sz w:val="32"/>
           <w:szCs w:val="32"/>
         </w:rPr>
-        <w:t xml:space="preserve">Yang </w:t>
-      </w:r>
-      <w:proofErr w:type="spellStart"/>
-      <w:r>
-        <w:rPr>
-          <w:rFonts w:ascii="Times New Roman" w:hAnsi="Times New Roman" w:cs="Times New Roman"/>
-          <w:sz w:val="32"/>
-          <w:szCs w:val="32"/>
-        </w:rPr>
-        <w:t>sudah</w:t>
-      </w:r>
-      <w:proofErr w:type="spellEnd"/>
-      <w:r>
-        <w:rPr>
-          <w:rFonts w:ascii="Times New Roman" w:hAnsi="Times New Roman" w:cs="Times New Roman"/>
-          <w:sz w:val="32"/>
-          <w:szCs w:val="32"/>
-        </w:rPr>
-        <w:t xml:space="preserve"> </w:t>
-      </w:r>
-      <w:proofErr w:type="spellStart"/>
-      <w:r>
-        <w:rPr>
-          <w:rFonts w:ascii="Times New Roman" w:hAnsi="Times New Roman" w:cs="Times New Roman"/>
-          <w:sz w:val="32"/>
-          <w:szCs w:val="32"/>
-        </w:rPr>
-        <w:t>saya</w:t>
-      </w:r>
-      <w:proofErr w:type="spellEnd"/>
-      <w:r>
-        <w:rPr>
-          <w:rFonts w:ascii="Times New Roman" w:hAnsi="Times New Roman" w:cs="Times New Roman"/>
-          <w:sz w:val="32"/>
-          <w:szCs w:val="32"/>
-        </w:rPr>
-        <w:t xml:space="preserve"> </w:t>
-      </w:r>
-      <w:proofErr w:type="spellStart"/>
-      <w:r>
-        <w:rPr>
-          <w:rFonts w:ascii="Times New Roman" w:hAnsi="Times New Roman" w:cs="Times New Roman"/>
-          <w:sz w:val="32"/>
-          <w:szCs w:val="32"/>
-        </w:rPr>
-        <w:t>selesaikan</w:t>
-      </w:r>
-      <w:proofErr w:type="spellEnd"/>
-      <w:r>
-        <w:rPr>
-          <w:rFonts w:ascii="Times New Roman" w:hAnsi="Times New Roman" w:cs="Times New Roman"/>
-          <w:sz w:val="32"/>
-          <w:szCs w:val="32"/>
-        </w:rPr>
-        <w:t>:</w:t>
+        <w:t>Yang sudah saya selesaikan:</w:t>
       </w:r>
     </w:p>
     <w:p>
@@ -90,7 +36,19 @@
         <w:rPr>
           <w:rFonts w:ascii="Times New Roman" w:hAnsi="Times New Roman" w:cs="Times New Roman"/>
         </w:rPr>
-        <w:t>Menambahkan API Register da API Activity Management.</w:t>
+        <w:t>Menambahkan API Register da</w:t>
+      </w:r>
+      <w:r>
+        <w:rPr>
+          <w:rFonts w:ascii="Times New Roman" w:hAnsi="Times New Roman" w:cs="Times New Roman"/>
+        </w:rPr>
+        <w:t>n</w:t>
+      </w:r>
+      <w:r>
+        <w:rPr>
+          <w:rFonts w:ascii="Times New Roman" w:hAnsi="Times New Roman" w:cs="Times New Roman"/>
+        </w:rPr>
+        <w:t xml:space="preserve"> API Activity Management.</w:t>
       </w:r>
     </w:p>
     <w:p>
@@ -105,159 +63,23 @@
           <w:rFonts w:ascii="Times New Roman" w:hAnsi="Times New Roman" w:cs="Times New Roman"/>
         </w:rPr>
       </w:pPr>
-      <w:proofErr w:type="spellStart"/>
       <w:r>
         <w:rPr>
           <w:rFonts w:ascii="Times New Roman" w:hAnsi="Times New Roman" w:cs="Times New Roman"/>
         </w:rPr>
-        <w:t>Merivisi</w:t>
+        <w:t>Merivisi authPermission dan merapikan konfiragi AuthJs</w:t>
       </w:r>
-      <w:proofErr w:type="spellEnd"/>
-      <w:r>
-        <w:rPr>
-          <w:rFonts w:ascii="Times New Roman" w:hAnsi="Times New Roman" w:cs="Times New Roman"/>
-        </w:rPr>
-        <w:t xml:space="preserve"> </w:t>
-      </w:r>
-      <w:proofErr w:type="spellStart"/>
-      <w:r>
-        <w:rPr>
-          <w:rFonts w:ascii="Times New Roman" w:hAnsi="Times New Roman" w:cs="Times New Roman"/>
-        </w:rPr>
-        <w:t>authPermission</w:t>
-      </w:r>
-      <w:proofErr w:type="spellEnd"/>
-      <w:r>
-        <w:rPr>
-          <w:rFonts w:ascii="Times New Roman" w:hAnsi="Times New Roman" w:cs="Times New Roman"/>
-        </w:rPr>
-        <w:t xml:space="preserve"> dan </w:t>
-      </w:r>
-      <w:proofErr w:type="spellStart"/>
-      <w:r>
-        <w:rPr>
-          <w:rFonts w:ascii="Times New Roman" w:hAnsi="Times New Roman" w:cs="Times New Roman"/>
-        </w:rPr>
-        <w:t>merapikan</w:t>
-      </w:r>
-      <w:proofErr w:type="spellEnd"/>
-      <w:r>
-        <w:rPr>
-          <w:rFonts w:ascii="Times New Roman" w:hAnsi="Times New Roman" w:cs="Times New Roman"/>
-        </w:rPr>
-        <w:t xml:space="preserve"> </w:t>
-      </w:r>
-      <w:proofErr w:type="spellStart"/>
-      <w:r>
-        <w:rPr>
-          <w:rFonts w:ascii="Times New Roman" w:hAnsi="Times New Roman" w:cs="Times New Roman"/>
-        </w:rPr>
-        <w:t>konfiragi</w:t>
-      </w:r>
-      <w:proofErr w:type="spellEnd"/>
-      <w:r>
-        <w:rPr>
-          <w:rFonts w:ascii="Times New Roman" w:hAnsi="Times New Roman" w:cs="Times New Roman"/>
-        </w:rPr>
-        <w:t xml:space="preserve"> </w:t>
-      </w:r>
-      <w:proofErr w:type="spellStart"/>
-      <w:r>
-        <w:rPr>
-          <w:rFonts w:ascii="Times New Roman" w:hAnsi="Times New Roman" w:cs="Times New Roman"/>
-        </w:rPr>
-        <w:t>AuthJs</w:t>
-      </w:r>
-      <w:proofErr w:type="spellEnd"/>
       <w:r>
         <w:rPr>
           <w:rFonts w:ascii="Times New Roman" w:hAnsi="Times New Roman" w:cs="Times New Roman"/>
         </w:rPr>
         <w:t xml:space="preserve"> untuk </w:t>
       </w:r>
-      <w:proofErr w:type="spellStart"/>
       <w:r>
         <w:rPr>
           <w:rFonts w:ascii="Times New Roman" w:hAnsi="Times New Roman" w:cs="Times New Roman"/>
         </w:rPr>
-        <w:t>memisahkan</w:t>
-      </w:r>
-      <w:proofErr w:type="spellEnd"/>
-      <w:r>
-        <w:rPr>
-          <w:rFonts w:ascii="Times New Roman" w:hAnsi="Times New Roman" w:cs="Times New Roman"/>
-        </w:rPr>
-        <w:t xml:space="preserve"> </w:t>
-      </w:r>
-      <w:proofErr w:type="spellStart"/>
-      <w:r>
-        <w:rPr>
-          <w:rFonts w:ascii="Times New Roman" w:hAnsi="Times New Roman" w:cs="Times New Roman"/>
-        </w:rPr>
-        <w:t>authOptions</w:t>
-      </w:r>
-      <w:proofErr w:type="spellEnd"/>
-      <w:r>
-        <w:rPr>
-          <w:rFonts w:ascii="Times New Roman" w:hAnsi="Times New Roman" w:cs="Times New Roman"/>
-        </w:rPr>
-        <w:t xml:space="preserve">, fungsi-fungsi </w:t>
-      </w:r>
-      <w:proofErr w:type="spellStart"/>
-      <w:r>
-        <w:rPr>
-          <w:rFonts w:ascii="Times New Roman" w:hAnsi="Times New Roman" w:cs="Times New Roman"/>
-        </w:rPr>
-        <w:t>NextAuth</w:t>
-      </w:r>
-      <w:proofErr w:type="spellEnd"/>
-      <w:r>
-        <w:rPr>
-          <w:rFonts w:ascii="Times New Roman" w:hAnsi="Times New Roman" w:cs="Times New Roman"/>
-        </w:rPr>
-        <w:t xml:space="preserve"> </w:t>
-      </w:r>
-      <w:proofErr w:type="spellStart"/>
-      <w:r>
-        <w:rPr>
-          <w:rFonts w:ascii="Times New Roman" w:hAnsi="Times New Roman" w:cs="Times New Roman"/>
-        </w:rPr>
-        <w:t>seperti</w:t>
-      </w:r>
-      <w:proofErr w:type="spellEnd"/>
-      <w:r>
-        <w:rPr>
-          <w:rFonts w:ascii="Times New Roman" w:hAnsi="Times New Roman" w:cs="Times New Roman"/>
-        </w:rPr>
-        <w:t xml:space="preserve"> </w:t>
-      </w:r>
-      <w:proofErr w:type="spellStart"/>
-      <w:r>
-        <w:rPr>
-          <w:rFonts w:ascii="Times New Roman" w:hAnsi="Times New Roman" w:cs="Times New Roman"/>
-        </w:rPr>
-        <w:t>signIn</w:t>
-      </w:r>
-      <w:proofErr w:type="spellEnd"/>
-      <w:r>
-        <w:rPr>
-          <w:rFonts w:ascii="Times New Roman" w:hAnsi="Times New Roman" w:cs="Times New Roman"/>
-        </w:rPr>
-        <w:t xml:space="preserve">, </w:t>
-      </w:r>
-      <w:proofErr w:type="spellStart"/>
-      <w:r>
-        <w:rPr>
-          <w:rFonts w:ascii="Times New Roman" w:hAnsi="Times New Roman" w:cs="Times New Roman"/>
-        </w:rPr>
-        <w:t>signOut</w:t>
-      </w:r>
-      <w:proofErr w:type="spellEnd"/>
-      <w:r>
-        <w:rPr>
-          <w:rFonts w:ascii="Times New Roman" w:hAnsi="Times New Roman" w:cs="Times New Roman"/>
-        </w:rPr>
-        <w:t>, dan update session</w:t>
+        <w:t>memisahkan authOptions, fungsi-fungsi NextAuth seperti signIn, signOut, dan update session</w:t>
       </w:r>
       <w:r>
         <w:rPr>
@@ -282,84 +104,7 @@
         <w:rPr>
           <w:rFonts w:ascii="Times New Roman" w:hAnsi="Times New Roman" w:cs="Times New Roman"/>
         </w:rPr>
-        <w:t xml:space="preserve">Merevisi activity management </w:t>
-      </w:r>
-      <w:proofErr w:type="spellStart"/>
-      <w:r>
-        <w:rPr>
-          <w:rFonts w:ascii="Times New Roman" w:hAnsi="Times New Roman" w:cs="Times New Roman"/>
-        </w:rPr>
-        <w:t>dengan</w:t>
-      </w:r>
-      <w:proofErr w:type="spellEnd"/>
-      <w:r>
-        <w:rPr>
-          <w:rFonts w:ascii="Times New Roman" w:hAnsi="Times New Roman" w:cs="Times New Roman"/>
-        </w:rPr>
-        <w:t xml:space="preserve"> </w:t>
-      </w:r>
-      <w:proofErr w:type="spellStart"/>
-      <w:r>
-        <w:rPr>
-          <w:rFonts w:ascii="Times New Roman" w:hAnsi="Times New Roman" w:cs="Times New Roman"/>
-        </w:rPr>
-        <w:t>mengganti</w:t>
-      </w:r>
-      <w:proofErr w:type="spellEnd"/>
-      <w:r>
-        <w:rPr>
-          <w:rFonts w:ascii="Times New Roman" w:hAnsi="Times New Roman" w:cs="Times New Roman"/>
-        </w:rPr>
-        <w:t xml:space="preserve"> location </w:t>
-      </w:r>
-      <w:proofErr w:type="spellStart"/>
-      <w:r>
-        <w:rPr>
-          <w:rFonts w:ascii="Times New Roman" w:hAnsi="Times New Roman" w:cs="Times New Roman"/>
-        </w:rPr>
-        <w:t>menjadi</w:t>
-      </w:r>
-      <w:proofErr w:type="spellEnd"/>
-      <w:r>
-        <w:rPr>
-          <w:rFonts w:ascii="Times New Roman" w:hAnsi="Times New Roman" w:cs="Times New Roman"/>
-        </w:rPr>
-        <w:t xml:space="preserve"> </w:t>
-      </w:r>
-      <w:proofErr w:type="spellStart"/>
-      <w:r>
-        <w:rPr>
-          <w:rFonts w:ascii="Times New Roman" w:hAnsi="Times New Roman" w:cs="Times New Roman"/>
-        </w:rPr>
-        <w:t>pathurl</w:t>
-      </w:r>
-      <w:proofErr w:type="spellEnd"/>
-      <w:r>
-        <w:rPr>
-          <w:rFonts w:ascii="Times New Roman" w:hAnsi="Times New Roman" w:cs="Times New Roman"/>
-        </w:rPr>
-        <w:t xml:space="preserve"> </w:t>
-      </w:r>
-      <w:proofErr w:type="spellStart"/>
-      <w:r>
-        <w:rPr>
-          <w:rFonts w:ascii="Times New Roman" w:hAnsi="Times New Roman" w:cs="Times New Roman"/>
-        </w:rPr>
-        <w:t>serta</w:t>
-      </w:r>
-      <w:proofErr w:type="spellEnd"/>
-      <w:r>
-        <w:rPr>
-          <w:rFonts w:ascii="Times New Roman" w:hAnsi="Times New Roman" w:cs="Times New Roman"/>
-        </w:rPr>
-        <w:t xml:space="preserve"> </w:t>
-      </w:r>
-      <w:proofErr w:type="spellStart"/>
-      <w:r>
-        <w:rPr>
-          <w:rFonts w:ascii="Times New Roman" w:hAnsi="Times New Roman" w:cs="Times New Roman"/>
-        </w:rPr>
-        <w:t>mer</w:t>
+        <w:t>Merevisi activity management dengan mengganti location menjadi pathurl serta mer</w:t>
       </w:r>
       <w:r>
         <w:rPr>
@@ -371,42 +116,7 @@
         <w:rPr>
           <w:rFonts w:ascii="Times New Roman" w:hAnsi="Times New Roman" w:cs="Times New Roman"/>
         </w:rPr>
-        <w:t>visi</w:t>
-      </w:r>
-      <w:proofErr w:type="spellEnd"/>
-      <w:r>
-        <w:rPr>
-          <w:rFonts w:ascii="Times New Roman" w:hAnsi="Times New Roman" w:cs="Times New Roman"/>
-        </w:rPr>
-        <w:t xml:space="preserve"> register perlu ditambah </w:t>
-      </w:r>
-      <w:proofErr w:type="spellStart"/>
-      <w:r>
-        <w:rPr>
-          <w:rFonts w:ascii="Times New Roman" w:hAnsi="Times New Roman" w:cs="Times New Roman"/>
-        </w:rPr>
-        <w:t>verfikasi</w:t>
-      </w:r>
-      <w:proofErr w:type="spellEnd"/>
-      <w:r>
-        <w:rPr>
-          <w:rFonts w:ascii="Times New Roman" w:hAnsi="Times New Roman" w:cs="Times New Roman"/>
-        </w:rPr>
-        <w:t xml:space="preserve"> </w:t>
-      </w:r>
-      <w:proofErr w:type="spellStart"/>
-      <w:r>
-        <w:rPr>
-          <w:rFonts w:ascii="Times New Roman" w:hAnsi="Times New Roman" w:cs="Times New Roman"/>
-        </w:rPr>
-        <w:t>melalui</w:t>
-      </w:r>
-      <w:proofErr w:type="spellEnd"/>
-      <w:r>
-        <w:rPr>
-          <w:rFonts w:ascii="Times New Roman" w:hAnsi="Times New Roman" w:cs="Times New Roman"/>
-        </w:rPr>
-        <w:t xml:space="preserve"> email.</w:t>
+        <w:t>visi register perlu ditambah verfikasi melalui email.</w:t>
       </w:r>
     </w:p>
     <w:p>
@@ -425,63 +135,7 @@
         <w:rPr>
           <w:rFonts w:ascii="Times New Roman" w:hAnsi="Times New Roman" w:cs="Times New Roman"/>
         </w:rPr>
-        <w:t xml:space="preserve">Membuat </w:t>
-      </w:r>
-      <w:proofErr w:type="spellStart"/>
-      <w:r>
-        <w:rPr>
-          <w:rFonts w:ascii="Times New Roman" w:hAnsi="Times New Roman" w:cs="Times New Roman"/>
-        </w:rPr>
-        <w:t>protectPage</w:t>
-      </w:r>
-      <w:proofErr w:type="spellEnd"/>
-      <w:r>
-        <w:rPr>
-          <w:rFonts w:ascii="Times New Roman" w:hAnsi="Times New Roman" w:cs="Times New Roman"/>
-        </w:rPr>
-        <w:t xml:space="preserve">, </w:t>
-      </w:r>
-      <w:proofErr w:type="spellStart"/>
-      <w:r>
-        <w:rPr>
-          <w:rFonts w:ascii="Times New Roman" w:hAnsi="Times New Roman" w:cs="Times New Roman"/>
-        </w:rPr>
-        <w:t>merevisi</w:t>
-      </w:r>
-      <w:proofErr w:type="spellEnd"/>
-      <w:r>
-        <w:rPr>
-          <w:rFonts w:ascii="Times New Roman" w:hAnsi="Times New Roman" w:cs="Times New Roman"/>
-        </w:rPr>
-        <w:t xml:space="preserve"> activity log, dan </w:t>
-      </w:r>
-      <w:proofErr w:type="spellStart"/>
-      <w:r>
-        <w:rPr>
-          <w:rFonts w:ascii="Times New Roman" w:hAnsi="Times New Roman" w:cs="Times New Roman"/>
-        </w:rPr>
-        <w:t>validasi</w:t>
-      </w:r>
-      <w:proofErr w:type="spellEnd"/>
-      <w:r>
-        <w:rPr>
-          <w:rFonts w:ascii="Times New Roman" w:hAnsi="Times New Roman" w:cs="Times New Roman"/>
-        </w:rPr>
-        <w:t xml:space="preserve"> untuk email dan nomor </w:t>
-      </w:r>
-      <w:proofErr w:type="spellStart"/>
-      <w:r>
-        <w:rPr>
-          <w:rFonts w:ascii="Times New Roman" w:hAnsi="Times New Roman" w:cs="Times New Roman"/>
-        </w:rPr>
-        <w:t>telepon</w:t>
-      </w:r>
-      <w:proofErr w:type="spellEnd"/>
-      <w:r>
-        <w:rPr>
-          <w:rFonts w:ascii="Times New Roman" w:hAnsi="Times New Roman" w:cs="Times New Roman"/>
-        </w:rPr>
-        <w:t>.</w:t>
+        <w:t>Membuat protectPage, merevisi activity log, dan validasi untuk email dan nomor telepon.</w:t>
       </w:r>
     </w:p>
     <w:p>
@@ -500,44 +154,8 @@
         <w:rPr>
           <w:rFonts w:ascii="Times New Roman" w:hAnsi="Times New Roman" w:cs="Times New Roman"/>
         </w:rPr>
-        <w:t xml:space="preserve">Membuat </w:t>
+        <w:t>Membuat serta merevisi pagination dan filtering untuk setiap entitas</w:t>
       </w:r>
-      <w:proofErr w:type="spellStart"/>
-      <w:r>
-        <w:rPr>
-          <w:rFonts w:ascii="Times New Roman" w:hAnsi="Times New Roman" w:cs="Times New Roman"/>
-        </w:rPr>
-        <w:t>serta</w:t>
-      </w:r>
-      <w:proofErr w:type="spellEnd"/>
-      <w:r>
-        <w:rPr>
-          <w:rFonts w:ascii="Times New Roman" w:hAnsi="Times New Roman" w:cs="Times New Roman"/>
-        </w:rPr>
-        <w:t xml:space="preserve"> </w:t>
-      </w:r>
-      <w:proofErr w:type="spellStart"/>
-      <w:r>
-        <w:rPr>
-          <w:rFonts w:ascii="Times New Roman" w:hAnsi="Times New Roman" w:cs="Times New Roman"/>
-        </w:rPr>
-        <w:t>merevisi</w:t>
-      </w:r>
-      <w:proofErr w:type="spellEnd"/>
-      <w:r>
-        <w:rPr>
-          <w:rFonts w:ascii="Times New Roman" w:hAnsi="Times New Roman" w:cs="Times New Roman"/>
-        </w:rPr>
-        <w:t xml:space="preserve"> pagination dan filtering untuk setiap </w:t>
-      </w:r>
-      <w:proofErr w:type="spellStart"/>
-      <w:r>
-        <w:rPr>
-          <w:rFonts w:ascii="Times New Roman" w:hAnsi="Times New Roman" w:cs="Times New Roman"/>
-        </w:rPr>
-        <w:t>entitas</w:t>
-      </w:r>
-      <w:proofErr w:type="spellEnd"/>
       <w:r>
         <w:rPr>
           <w:rFonts w:ascii="Times New Roman" w:hAnsi="Times New Roman" w:cs="Times New Roman"/>
@@ -560,43 +178,7 @@
           <w:sz w:val="32"/>
           <w:szCs w:val="32"/>
         </w:rPr>
-        <w:t xml:space="preserve">Kendala yang </w:t>
-      </w:r>
-      <w:proofErr w:type="spellStart"/>
-      <w:r>
-        <w:rPr>
-          <w:rFonts w:ascii="Times New Roman" w:hAnsi="Times New Roman" w:cs="Times New Roman"/>
-          <w:sz w:val="32"/>
-          <w:szCs w:val="32"/>
-        </w:rPr>
-        <w:t>saya</w:t>
-      </w:r>
-      <w:proofErr w:type="spellEnd"/>
-      <w:r>
-        <w:rPr>
-          <w:rFonts w:ascii="Times New Roman" w:hAnsi="Times New Roman" w:cs="Times New Roman"/>
-          <w:sz w:val="32"/>
-          <w:szCs w:val="32"/>
-        </w:rPr>
-        <w:t xml:space="preserve"> </w:t>
-      </w:r>
-      <w:proofErr w:type="spellStart"/>
-      <w:r>
-        <w:rPr>
-          <w:rFonts w:ascii="Times New Roman" w:hAnsi="Times New Roman" w:cs="Times New Roman"/>
-          <w:sz w:val="32"/>
-          <w:szCs w:val="32"/>
-        </w:rPr>
-        <w:t>temui</w:t>
-      </w:r>
-      <w:proofErr w:type="spellEnd"/>
-      <w:r>
-        <w:rPr>
-          <w:rFonts w:ascii="Times New Roman" w:hAnsi="Times New Roman" w:cs="Times New Roman"/>
-          <w:sz w:val="32"/>
-          <w:szCs w:val="32"/>
-        </w:rPr>
-        <w:t>:</w:t>
+        <w:t>Kendala yang saya temui:</w:t>
       </w:r>
     </w:p>
     <w:p>
@@ -611,75 +193,11 @@
           <w:rFonts w:ascii="Times New Roman" w:hAnsi="Times New Roman" w:cs="Times New Roman"/>
         </w:rPr>
       </w:pPr>
-      <w:proofErr w:type="spellStart"/>
       <w:r>
         <w:rPr>
           <w:rFonts w:ascii="Times New Roman" w:hAnsi="Times New Roman" w:cs="Times New Roman"/>
         </w:rPr>
-        <w:t>Sebelum</w:t>
-      </w:r>
-      <w:proofErr w:type="spellEnd"/>
-      <w:r>
-        <w:rPr>
-          <w:rFonts w:ascii="Times New Roman" w:hAnsi="Times New Roman" w:cs="Times New Roman"/>
-        </w:rPr>
-        <w:t xml:space="preserve"> </w:t>
-      </w:r>
-      <w:proofErr w:type="spellStart"/>
-      <w:r>
-        <w:rPr>
-          <w:rFonts w:ascii="Times New Roman" w:hAnsi="Times New Roman" w:cs="Times New Roman"/>
-        </w:rPr>
-        <w:t>direfactoring</w:t>
-      </w:r>
-      <w:proofErr w:type="spellEnd"/>
-      <w:r>
-        <w:rPr>
-          <w:rFonts w:ascii="Times New Roman" w:hAnsi="Times New Roman" w:cs="Times New Roman"/>
-        </w:rPr>
-        <w:t xml:space="preserve"> </w:t>
-      </w:r>
-      <w:proofErr w:type="spellStart"/>
-      <w:r>
-        <w:rPr>
-          <w:rFonts w:ascii="Times New Roman" w:hAnsi="Times New Roman" w:cs="Times New Roman"/>
-        </w:rPr>
-        <w:t>ketika</w:t>
-      </w:r>
-      <w:proofErr w:type="spellEnd"/>
-      <w:r>
-        <w:rPr>
-          <w:rFonts w:ascii="Times New Roman" w:hAnsi="Times New Roman" w:cs="Times New Roman"/>
-        </w:rPr>
-        <w:t xml:space="preserve"> membuat fungsi lain kadang </w:t>
-      </w:r>
-      <w:proofErr w:type="spellStart"/>
-      <w:r>
-        <w:rPr>
-          <w:rFonts w:ascii="Times New Roman" w:hAnsi="Times New Roman" w:cs="Times New Roman"/>
-        </w:rPr>
-        <w:t>tertimpa</w:t>
-      </w:r>
-      <w:proofErr w:type="spellEnd"/>
-      <w:r>
-        <w:rPr>
-          <w:rFonts w:ascii="Times New Roman" w:hAnsi="Times New Roman" w:cs="Times New Roman"/>
-        </w:rPr>
-        <w:t xml:space="preserve"> dan </w:t>
-      </w:r>
-      <w:proofErr w:type="spellStart"/>
-      <w:r>
-        <w:rPr>
-          <w:rFonts w:ascii="Times New Roman" w:hAnsi="Times New Roman" w:cs="Times New Roman"/>
-        </w:rPr>
-        <w:t>menjadi</w:t>
-      </w:r>
-      <w:proofErr w:type="spellEnd"/>
-      <w:r>
-        <w:rPr>
-          <w:rFonts w:ascii="Times New Roman" w:hAnsi="Times New Roman" w:cs="Times New Roman"/>
-        </w:rPr>
-        <w:t xml:space="preserve"> error.</w:t>
+        <w:t>Sebelum direfactoring ketika membuat fungsi lain kadang tertimpa dan menjadi error.</w:t>
       </w:r>
     </w:p>
     <w:p>
@@ -698,170 +216,8 @@
         <w:rPr>
           <w:rFonts w:ascii="Times New Roman" w:hAnsi="Times New Roman" w:cs="Times New Roman"/>
         </w:rPr>
-        <w:t xml:space="preserve">Saat </w:t>
+        <w:t>Saat melakukan refactoring untuk memisahkan fungsi-fungsi, muncul beberapa error akibat ada fungsi atau import yang terlewat atau tipe TypeScript yang tidak cocok, sehingga memerlukan ketelitian untuk memperbaikinya</w:t>
       </w:r>
-      <w:proofErr w:type="spellStart"/>
-      <w:r>
-        <w:rPr>
-          <w:rFonts w:ascii="Times New Roman" w:hAnsi="Times New Roman" w:cs="Times New Roman"/>
-        </w:rPr>
-        <w:t>melakukan</w:t>
-      </w:r>
-      <w:proofErr w:type="spellEnd"/>
-      <w:r>
-        <w:rPr>
-          <w:rFonts w:ascii="Times New Roman" w:hAnsi="Times New Roman" w:cs="Times New Roman"/>
-        </w:rPr>
-        <w:t xml:space="preserve"> refactoring untuk </w:t>
-      </w:r>
-      <w:proofErr w:type="spellStart"/>
-      <w:r>
-        <w:rPr>
-          <w:rFonts w:ascii="Times New Roman" w:hAnsi="Times New Roman" w:cs="Times New Roman"/>
-        </w:rPr>
-        <w:t>memisahkan</w:t>
-      </w:r>
-      <w:proofErr w:type="spellEnd"/>
-      <w:r>
-        <w:rPr>
-          <w:rFonts w:ascii="Times New Roman" w:hAnsi="Times New Roman" w:cs="Times New Roman"/>
-        </w:rPr>
-        <w:t xml:space="preserve"> fungsi-fungsi, muncul beberapa error </w:t>
-      </w:r>
-      <w:proofErr w:type="spellStart"/>
-      <w:r>
-        <w:rPr>
-          <w:rFonts w:ascii="Times New Roman" w:hAnsi="Times New Roman" w:cs="Times New Roman"/>
-        </w:rPr>
-        <w:t>akibat</w:t>
-      </w:r>
-      <w:proofErr w:type="spellEnd"/>
-      <w:r>
-        <w:rPr>
-          <w:rFonts w:ascii="Times New Roman" w:hAnsi="Times New Roman" w:cs="Times New Roman"/>
-        </w:rPr>
-        <w:t xml:space="preserve"> </w:t>
-      </w:r>
-      <w:proofErr w:type="spellStart"/>
-      <w:r>
-        <w:rPr>
-          <w:rFonts w:ascii="Times New Roman" w:hAnsi="Times New Roman" w:cs="Times New Roman"/>
-        </w:rPr>
-        <w:t>ada</w:t>
-      </w:r>
-      <w:proofErr w:type="spellEnd"/>
-      <w:r>
-        <w:rPr>
-          <w:rFonts w:ascii="Times New Roman" w:hAnsi="Times New Roman" w:cs="Times New Roman"/>
-        </w:rPr>
-        <w:t xml:space="preserve"> fungsi </w:t>
-      </w:r>
-      <w:proofErr w:type="spellStart"/>
-      <w:r>
-        <w:rPr>
-          <w:rFonts w:ascii="Times New Roman" w:hAnsi="Times New Roman" w:cs="Times New Roman"/>
-        </w:rPr>
-        <w:t>atau</w:t>
-      </w:r>
-      <w:proofErr w:type="spellEnd"/>
-      <w:r>
-        <w:rPr>
-          <w:rFonts w:ascii="Times New Roman" w:hAnsi="Times New Roman" w:cs="Times New Roman"/>
-        </w:rPr>
-        <w:t xml:space="preserve"> import yang </w:t>
-      </w:r>
-      <w:proofErr w:type="spellStart"/>
-      <w:r>
-        <w:rPr>
-          <w:rFonts w:ascii="Times New Roman" w:hAnsi="Times New Roman" w:cs="Times New Roman"/>
-        </w:rPr>
-        <w:t>terlewat</w:t>
-      </w:r>
-      <w:proofErr w:type="spellEnd"/>
-      <w:r>
-        <w:rPr>
-          <w:rFonts w:ascii="Times New Roman" w:hAnsi="Times New Roman" w:cs="Times New Roman"/>
-        </w:rPr>
-        <w:t xml:space="preserve"> </w:t>
-      </w:r>
-      <w:proofErr w:type="spellStart"/>
-      <w:r>
-        <w:rPr>
-          <w:rFonts w:ascii="Times New Roman" w:hAnsi="Times New Roman" w:cs="Times New Roman"/>
-        </w:rPr>
-        <w:t>atau</w:t>
-      </w:r>
-      <w:proofErr w:type="spellEnd"/>
-      <w:r>
-        <w:rPr>
-          <w:rFonts w:ascii="Times New Roman" w:hAnsi="Times New Roman" w:cs="Times New Roman"/>
-        </w:rPr>
-        <w:t xml:space="preserve"> tipe TypeScript yang </w:t>
-      </w:r>
-      <w:proofErr w:type="spellStart"/>
-      <w:r>
-        <w:rPr>
-          <w:rFonts w:ascii="Times New Roman" w:hAnsi="Times New Roman" w:cs="Times New Roman"/>
-        </w:rPr>
-        <w:t>tidak</w:t>
-      </w:r>
-      <w:proofErr w:type="spellEnd"/>
-      <w:r>
-        <w:rPr>
-          <w:rFonts w:ascii="Times New Roman" w:hAnsi="Times New Roman" w:cs="Times New Roman"/>
-        </w:rPr>
-        <w:t xml:space="preserve"> cocok, </w:t>
-      </w:r>
-      <w:proofErr w:type="spellStart"/>
-      <w:r>
-        <w:rPr>
-          <w:rFonts w:ascii="Times New Roman" w:hAnsi="Times New Roman" w:cs="Times New Roman"/>
-        </w:rPr>
-        <w:t>sehingga</w:t>
-      </w:r>
-      <w:proofErr w:type="spellEnd"/>
-      <w:r>
-        <w:rPr>
-          <w:rFonts w:ascii="Times New Roman" w:hAnsi="Times New Roman" w:cs="Times New Roman"/>
-        </w:rPr>
-        <w:t xml:space="preserve"> </w:t>
-      </w:r>
-      <w:proofErr w:type="spellStart"/>
-      <w:r>
-        <w:rPr>
-          <w:rFonts w:ascii="Times New Roman" w:hAnsi="Times New Roman" w:cs="Times New Roman"/>
-        </w:rPr>
-        <w:t>memerlukan</w:t>
-      </w:r>
-      <w:proofErr w:type="spellEnd"/>
-      <w:r>
-        <w:rPr>
-          <w:rFonts w:ascii="Times New Roman" w:hAnsi="Times New Roman" w:cs="Times New Roman"/>
-        </w:rPr>
-        <w:t xml:space="preserve"> </w:t>
-      </w:r>
-      <w:proofErr w:type="spellStart"/>
-      <w:r>
-        <w:rPr>
-          <w:rFonts w:ascii="Times New Roman" w:hAnsi="Times New Roman" w:cs="Times New Roman"/>
-        </w:rPr>
-        <w:t>ketelitian</w:t>
-      </w:r>
-      <w:proofErr w:type="spellEnd"/>
-      <w:r>
-        <w:rPr>
-          <w:rFonts w:ascii="Times New Roman" w:hAnsi="Times New Roman" w:cs="Times New Roman"/>
-        </w:rPr>
-        <w:t xml:space="preserve"> untuk </w:t>
-      </w:r>
-      <w:proofErr w:type="spellStart"/>
-      <w:r>
-        <w:rPr>
-          <w:rFonts w:ascii="Times New Roman" w:hAnsi="Times New Roman" w:cs="Times New Roman"/>
-        </w:rPr>
-        <w:t>memperbaikinya</w:t>
-      </w:r>
-      <w:proofErr w:type="spellEnd"/>
       <w:r>
         <w:rPr>
           <w:rFonts w:ascii="Times New Roman" w:hAnsi="Times New Roman" w:cs="Times New Roman"/>
@@ -892,36 +248,16 @@
           <w:sz w:val="32"/>
           <w:szCs w:val="32"/>
         </w:rPr>
-        <w:t xml:space="preserve"> </w:t>
+        <w:t xml:space="preserve"> saya </w:t>
       </w:r>
-      <w:proofErr w:type="spellStart"/>
       <w:r>
         <w:rPr>
           <w:rFonts w:ascii="Times New Roman" w:hAnsi="Times New Roman" w:cs="Times New Roman"/>
           <w:sz w:val="32"/>
           <w:szCs w:val="32"/>
         </w:rPr>
-        <w:t>saya</w:t>
-      </w:r>
-      <w:proofErr w:type="spellEnd"/>
-      <w:r>
-        <w:rPr>
-          <w:rFonts w:ascii="Times New Roman" w:hAnsi="Times New Roman" w:cs="Times New Roman"/>
-          <w:sz w:val="32"/>
-          <w:szCs w:val="32"/>
-        </w:rPr>
-        <w:t xml:space="preserve"> </w:t>
-      </w:r>
-      <w:proofErr w:type="spellStart"/>
-      <w:r>
-        <w:rPr>
-          <w:rFonts w:ascii="Times New Roman" w:hAnsi="Times New Roman" w:cs="Times New Roman"/>
-          <w:sz w:val="32"/>
-          <w:szCs w:val="32"/>
-        </w:rPr>
         <w:t>pelajari</w:t>
       </w:r>
-      <w:proofErr w:type="spellEnd"/>
       <w:r>
         <w:rPr>
           <w:rFonts w:ascii="Times New Roman" w:hAnsi="Times New Roman" w:cs="Times New Roman"/>
@@ -943,131 +279,11 @@
           <w:rFonts w:ascii="Times New Roman" w:hAnsi="Times New Roman" w:cs="Times New Roman"/>
         </w:rPr>
       </w:pPr>
-      <w:proofErr w:type="spellStart"/>
       <w:r>
         <w:rPr>
           <w:rFonts w:ascii="Times New Roman" w:hAnsi="Times New Roman" w:cs="Times New Roman"/>
         </w:rPr>
-        <w:t>Mempelajari</w:t>
-      </w:r>
-      <w:proofErr w:type="spellEnd"/>
-      <w:r>
-        <w:rPr>
-          <w:rFonts w:ascii="Times New Roman" w:hAnsi="Times New Roman" w:cs="Times New Roman"/>
-        </w:rPr>
-        <w:t xml:space="preserve"> </w:t>
-      </w:r>
-      <w:proofErr w:type="spellStart"/>
-      <w:r>
-        <w:rPr>
-          <w:rFonts w:ascii="Times New Roman" w:hAnsi="Times New Roman" w:cs="Times New Roman"/>
-        </w:rPr>
-        <w:t>cara</w:t>
-      </w:r>
-      <w:proofErr w:type="spellEnd"/>
-      <w:r>
-        <w:rPr>
-          <w:rFonts w:ascii="Times New Roman" w:hAnsi="Times New Roman" w:cs="Times New Roman"/>
-        </w:rPr>
-        <w:t xml:space="preserve"> </w:t>
-      </w:r>
-      <w:proofErr w:type="spellStart"/>
-      <w:r>
-        <w:rPr>
-          <w:rFonts w:ascii="Times New Roman" w:hAnsi="Times New Roman" w:cs="Times New Roman"/>
-        </w:rPr>
-        <w:t>menerapkan</w:t>
-      </w:r>
-      <w:proofErr w:type="spellEnd"/>
-      <w:r>
-        <w:rPr>
-          <w:rFonts w:ascii="Times New Roman" w:hAnsi="Times New Roman" w:cs="Times New Roman"/>
-        </w:rPr>
-        <w:t xml:space="preserve"> pagination, sorting, dan filtering di API agar lebih </w:t>
-      </w:r>
-      <w:proofErr w:type="spellStart"/>
-      <w:r>
-        <w:rPr>
-          <w:rFonts w:ascii="Times New Roman" w:hAnsi="Times New Roman" w:cs="Times New Roman"/>
-        </w:rPr>
-        <w:t>fleksibel</w:t>
-      </w:r>
-      <w:proofErr w:type="spellEnd"/>
-      <w:r>
-        <w:rPr>
-          <w:rFonts w:ascii="Times New Roman" w:hAnsi="Times New Roman" w:cs="Times New Roman"/>
-        </w:rPr>
-        <w:t xml:space="preserve"> </w:t>
-      </w:r>
-      <w:proofErr w:type="spellStart"/>
-      <w:r>
-        <w:rPr>
-          <w:rFonts w:ascii="Times New Roman" w:hAnsi="Times New Roman" w:cs="Times New Roman"/>
-        </w:rPr>
-        <w:t>dengan</w:t>
-      </w:r>
-      <w:proofErr w:type="spellEnd"/>
-      <w:r>
-        <w:rPr>
-          <w:rFonts w:ascii="Times New Roman" w:hAnsi="Times New Roman" w:cs="Times New Roman"/>
-        </w:rPr>
-        <w:t xml:space="preserve"> parameter query </w:t>
-      </w:r>
-      <w:proofErr w:type="spellStart"/>
-      <w:r>
-        <w:rPr>
-          <w:rFonts w:ascii="Times New Roman" w:hAnsi="Times New Roman" w:cs="Times New Roman"/>
-        </w:rPr>
-        <w:t>spage</w:t>
-      </w:r>
-      <w:proofErr w:type="spellEnd"/>
-      <w:r>
-        <w:rPr>
-          <w:rFonts w:ascii="Times New Roman" w:hAnsi="Times New Roman" w:cs="Times New Roman"/>
-        </w:rPr>
-        <w:t xml:space="preserve">, </w:t>
-      </w:r>
-      <w:proofErr w:type="spellStart"/>
-      <w:r>
-        <w:rPr>
-          <w:rFonts w:ascii="Times New Roman" w:hAnsi="Times New Roman" w:cs="Times New Roman"/>
-        </w:rPr>
-        <w:t>pageSize</w:t>
-      </w:r>
-      <w:proofErr w:type="spellEnd"/>
-      <w:r>
-        <w:rPr>
-          <w:rFonts w:ascii="Times New Roman" w:hAnsi="Times New Roman" w:cs="Times New Roman"/>
-        </w:rPr>
-        <w:t xml:space="preserve">, </w:t>
-      </w:r>
-      <w:proofErr w:type="spellStart"/>
-      <w:r>
-        <w:rPr>
-          <w:rFonts w:ascii="Times New Roman" w:hAnsi="Times New Roman" w:cs="Times New Roman"/>
-        </w:rPr>
-        <w:t>sortBy</w:t>
-      </w:r>
-      <w:proofErr w:type="spellEnd"/>
-      <w:r>
-        <w:rPr>
-          <w:rFonts w:ascii="Times New Roman" w:hAnsi="Times New Roman" w:cs="Times New Roman"/>
-        </w:rPr>
-        <w:t xml:space="preserve">, </w:t>
-      </w:r>
-      <w:proofErr w:type="spellStart"/>
-      <w:r>
-        <w:rPr>
-          <w:rFonts w:ascii="Times New Roman" w:hAnsi="Times New Roman" w:cs="Times New Roman"/>
-        </w:rPr>
-        <w:t>sortOrder</w:t>
-      </w:r>
-      <w:proofErr w:type="spellEnd"/>
-      <w:r>
-        <w:rPr>
-          <w:rFonts w:ascii="Times New Roman" w:hAnsi="Times New Roman" w:cs="Times New Roman"/>
-        </w:rPr>
-        <w:t>, searc</w:t>
+        <w:t>Mempelajari cara menerapkan pagination, sorting, dan filtering di API agar lebih fleksibel dengan parameter query spage, pageSize, sortBy, sortOrder, searc</w:t>
       </w:r>
       <w:r>
         <w:rPr>
@@ -1088,221 +304,17 @@
           <w:rFonts w:ascii="Times New Roman" w:hAnsi="Times New Roman" w:cs="Times New Roman"/>
         </w:rPr>
       </w:pPr>
-      <w:proofErr w:type="spellStart"/>
       <w:r>
         <w:rPr>
           <w:rFonts w:ascii="Times New Roman" w:hAnsi="Times New Roman" w:cs="Times New Roman"/>
         </w:rPr>
-        <w:t>Memahami</w:t>
-      </w:r>
-      <w:proofErr w:type="spellEnd"/>
-      <w:r>
-        <w:rPr>
-          <w:rFonts w:ascii="Times New Roman" w:hAnsi="Times New Roman" w:cs="Times New Roman"/>
-        </w:rPr>
-        <w:t xml:space="preserve"> </w:t>
-      </w:r>
-      <w:proofErr w:type="spellStart"/>
-      <w:r>
-        <w:rPr>
-          <w:rFonts w:ascii="Times New Roman" w:hAnsi="Times New Roman" w:cs="Times New Roman"/>
-        </w:rPr>
-        <w:t>pentingnya</w:t>
-      </w:r>
-      <w:proofErr w:type="spellEnd"/>
-      <w:r>
-        <w:rPr>
-          <w:rFonts w:ascii="Times New Roman" w:hAnsi="Times New Roman" w:cs="Times New Roman"/>
-        </w:rPr>
-        <w:t xml:space="preserve"> refactoring dan </w:t>
-      </w:r>
-      <w:proofErr w:type="spellStart"/>
-      <w:r>
-        <w:rPr>
-          <w:rFonts w:ascii="Times New Roman" w:hAnsi="Times New Roman" w:cs="Times New Roman"/>
-        </w:rPr>
-        <w:t>merapikan</w:t>
-      </w:r>
-      <w:proofErr w:type="spellEnd"/>
-      <w:r>
-        <w:rPr>
-          <w:rFonts w:ascii="Times New Roman" w:hAnsi="Times New Roman" w:cs="Times New Roman"/>
-        </w:rPr>
-        <w:t xml:space="preserve"> </w:t>
-      </w:r>
-      <w:proofErr w:type="spellStart"/>
-      <w:r>
-        <w:rPr>
-          <w:rFonts w:ascii="Times New Roman" w:hAnsi="Times New Roman" w:cs="Times New Roman"/>
-        </w:rPr>
-        <w:t>kode</w:t>
-      </w:r>
-      <w:proofErr w:type="spellEnd"/>
-      <w:r>
-        <w:rPr>
-          <w:rFonts w:ascii="Times New Roman" w:hAnsi="Times New Roman" w:cs="Times New Roman"/>
-        </w:rPr>
-        <w:t xml:space="preserve"> untuk membuat struktur </w:t>
-      </w:r>
-      <w:proofErr w:type="spellStart"/>
-      <w:r>
-        <w:rPr>
-          <w:rFonts w:ascii="Times New Roman" w:hAnsi="Times New Roman" w:cs="Times New Roman"/>
-        </w:rPr>
-        <w:t>kode</w:t>
-      </w:r>
-      <w:proofErr w:type="spellEnd"/>
-      <w:r>
-        <w:rPr>
-          <w:rFonts w:ascii="Times New Roman" w:hAnsi="Times New Roman" w:cs="Times New Roman"/>
-        </w:rPr>
-        <w:t xml:space="preserve"> lebih </w:t>
-      </w:r>
-      <w:proofErr w:type="spellStart"/>
-      <w:r>
-        <w:rPr>
-          <w:rFonts w:ascii="Times New Roman" w:hAnsi="Times New Roman" w:cs="Times New Roman"/>
-        </w:rPr>
-        <w:t>rapi</w:t>
-      </w:r>
-      <w:proofErr w:type="spellEnd"/>
-      <w:r>
-        <w:rPr>
-          <w:rFonts w:ascii="Times New Roman" w:hAnsi="Times New Roman" w:cs="Times New Roman"/>
-        </w:rPr>
-        <w:t xml:space="preserve">, </w:t>
-      </w:r>
-      <w:proofErr w:type="spellStart"/>
-      <w:r>
-        <w:rPr>
-          <w:rFonts w:ascii="Times New Roman" w:hAnsi="Times New Roman" w:cs="Times New Roman"/>
-        </w:rPr>
-        <w:t>mengurangi</w:t>
-      </w:r>
-      <w:proofErr w:type="spellEnd"/>
-      <w:r>
-        <w:rPr>
-          <w:rFonts w:ascii="Times New Roman" w:hAnsi="Times New Roman" w:cs="Times New Roman"/>
-        </w:rPr>
-        <w:t xml:space="preserve"> </w:t>
-      </w:r>
-      <w:proofErr w:type="spellStart"/>
-      <w:r>
-        <w:rPr>
-          <w:rFonts w:ascii="Times New Roman" w:hAnsi="Times New Roman" w:cs="Times New Roman"/>
-        </w:rPr>
-        <w:t>duplikasi</w:t>
-      </w:r>
-      <w:proofErr w:type="spellEnd"/>
-      <w:r>
-        <w:rPr>
-          <w:rFonts w:ascii="Times New Roman" w:hAnsi="Times New Roman" w:cs="Times New Roman"/>
-        </w:rPr>
-        <w:t xml:space="preserve">, </w:t>
-      </w:r>
-      <w:proofErr w:type="spellStart"/>
-      <w:r>
-        <w:rPr>
-          <w:rFonts w:ascii="Times New Roman" w:hAnsi="Times New Roman" w:cs="Times New Roman"/>
-        </w:rPr>
-        <w:t>serta</w:t>
-      </w:r>
-      <w:proofErr w:type="spellEnd"/>
-      <w:r>
-        <w:rPr>
-          <w:rFonts w:ascii="Times New Roman" w:hAnsi="Times New Roman" w:cs="Times New Roman"/>
-        </w:rPr>
-        <w:t xml:space="preserve"> </w:t>
-      </w:r>
-      <w:proofErr w:type="spellStart"/>
-      <w:r>
-        <w:rPr>
-          <w:rFonts w:ascii="Times New Roman" w:hAnsi="Times New Roman" w:cs="Times New Roman"/>
-        </w:rPr>
-        <w:t>meminimalkan</w:t>
-      </w:r>
-      <w:proofErr w:type="spellEnd"/>
-      <w:r>
-        <w:rPr>
-          <w:rFonts w:ascii="Times New Roman" w:hAnsi="Times New Roman" w:cs="Times New Roman"/>
-        </w:rPr>
-        <w:t xml:space="preserve"> </w:t>
-      </w:r>
-      <w:proofErr w:type="spellStart"/>
-      <w:r>
-        <w:rPr>
-          <w:rFonts w:ascii="Times New Roman" w:hAnsi="Times New Roman" w:cs="Times New Roman"/>
-        </w:rPr>
-        <w:t>kemungkinan</w:t>
-      </w:r>
-      <w:proofErr w:type="spellEnd"/>
-      <w:r>
-        <w:rPr>
-          <w:rFonts w:ascii="Times New Roman" w:hAnsi="Times New Roman" w:cs="Times New Roman"/>
-        </w:rPr>
-        <w:t xml:space="preserve"> error </w:t>
-      </w:r>
-      <w:proofErr w:type="spellStart"/>
-      <w:r>
-        <w:rPr>
-          <w:rFonts w:ascii="Times New Roman" w:hAnsi="Times New Roman" w:cs="Times New Roman"/>
-        </w:rPr>
-        <w:t>ketika</w:t>
-      </w:r>
-      <w:proofErr w:type="spellEnd"/>
-      <w:r>
-        <w:rPr>
-          <w:rFonts w:ascii="Times New Roman" w:hAnsi="Times New Roman" w:cs="Times New Roman"/>
-        </w:rPr>
-        <w:t xml:space="preserve"> menambahkan fungsi baru </w:t>
-      </w:r>
-      <w:proofErr w:type="spellStart"/>
-      <w:r>
-        <w:rPr>
-          <w:rFonts w:ascii="Times New Roman" w:hAnsi="Times New Roman" w:cs="Times New Roman"/>
-        </w:rPr>
-        <w:t>atau</w:t>
-      </w:r>
-      <w:proofErr w:type="spellEnd"/>
-      <w:r>
-        <w:rPr>
-          <w:rFonts w:ascii="Times New Roman" w:hAnsi="Times New Roman" w:cs="Times New Roman"/>
-        </w:rPr>
-        <w:t xml:space="preserve"> </w:t>
-      </w:r>
-      <w:proofErr w:type="spellStart"/>
-      <w:r>
-        <w:rPr>
-          <w:rFonts w:ascii="Times New Roman" w:hAnsi="Times New Roman" w:cs="Times New Roman"/>
-        </w:rPr>
-        <w:t>melakukan</w:t>
-      </w:r>
-      <w:proofErr w:type="spellEnd"/>
-      <w:r>
-        <w:rPr>
-          <w:rFonts w:ascii="Times New Roman" w:hAnsi="Times New Roman" w:cs="Times New Roman"/>
-        </w:rPr>
-        <w:t xml:space="preserve"> </w:t>
-      </w:r>
-      <w:proofErr w:type="spellStart"/>
-      <w:r>
-        <w:rPr>
-          <w:rFonts w:ascii="Times New Roman" w:hAnsi="Times New Roman" w:cs="Times New Roman"/>
-        </w:rPr>
-        <w:t>perubaha</w:t>
+        <w:t>Memahami pentingnya refactoring dan merapikan kode untuk membuat struktur kode lebih rapi, mengurangi duplikasi, serta meminimalkan kemungkinan error ketika menambahkan fungsi baru atau melakukan perubaha</w:t>
       </w:r>
       <w:r>
         <w:rPr>
           <w:rFonts w:ascii="Times New Roman" w:hAnsi="Times New Roman" w:cs="Times New Roman"/>
         </w:rPr>
-        <w:t>n</w:t>
-      </w:r>
-      <w:proofErr w:type="spellEnd"/>
-      <w:r>
-        <w:rPr>
-          <w:rFonts w:ascii="Times New Roman" w:hAnsi="Times New Roman" w:cs="Times New Roman"/>
-        </w:rPr>
-        <w:t>.</w:t>
+        <w:t>n.</w:t>
       </w:r>
     </w:p>
     <w:sectPr>
@@ -2936,6 +1948,7 @@
   <w:style w:type="character" w:default="1" w:styleId="DefaultParagraphFont">
     <w:name w:val="Default Paragraph Font"/>
     <w:uiPriority w:val="1"/>
+    <w:semiHidden/>
     <w:unhideWhenUsed/>
   </w:style>
   <w:style w:type="table" w:default="1" w:styleId="TableNormal">
